--- a/Doc/Readme.docx
+++ b/Doc/Readme.docx
@@ -18,13 +18,264 @@
       <w:pPr>
         <w:pStyle w:val="5"/>
         <w:rPr>
-          <w:lang w:val="en-CA"/>
-        </w:rPr>
-      </w:pPr>
-      <w:r>
-        <w:rPr>
-          <w:lang w:val="en-CA"/>
-        </w:rPr>
+          <w:rFonts w:hint="eastAsia"/>
+        </w:rPr>
+      </w:pPr>
+      <w:r>
+        <w:rPr>
+          <w:lang w:val="en-CA"/>
+        </w:rPr>
+        <w:t xml:space="preserve">LPSP </w:t>
+      </w:r>
+      <w:r>
+        <w:rPr>
+          <w:rFonts w:hint="eastAsia"/>
+          <w:lang w:val="en-CA"/>
+        </w:rPr>
+        <w:t>Prefabs</w:t>
+      </w:r>
+    </w:p>
+    <w:p>
+      <w:r>
+        <w:rPr>
+          <w:noProof/>
+        </w:rPr>
+        <w:drawing>
+          <wp:inline distT="0" distB="0" distL="0" distR="0" wp14:anchorId="12B8E466" wp14:editId="5A1EE8A8">
+            <wp:extent cx="4371429" cy="6838095"/>
+            <wp:effectExtent l="0" t="0" r="0" b="1270"/>
+            <wp:docPr id="691508470" name="图片 1"/>
+            <wp:cNvGraphicFramePr>
+              <a:graphicFrameLocks xmlns:a="http://schemas.openxmlformats.org/drawingml/2006/main" noChangeAspect="1"/>
+            </wp:cNvGraphicFramePr>
+            <a:graphic xmlns:a="http://schemas.openxmlformats.org/drawingml/2006/main">
+              <a:graphicData uri="http://schemas.openxmlformats.org/drawingml/2006/picture">
+                <pic:pic xmlns:pic="http://schemas.openxmlformats.org/drawingml/2006/picture">
+                  <pic:nvPicPr>
+                    <pic:cNvPr id="691508470" name=""/>
+                    <pic:cNvPicPr/>
+                  </pic:nvPicPr>
+                  <pic:blipFill>
+                    <a:blip r:embed="rId4"/>
+                    <a:stretch>
+                      <a:fillRect/>
+                    </a:stretch>
+                  </pic:blipFill>
+                  <pic:spPr>
+                    <a:xfrm>
+                      <a:off x="0" y="0"/>
+                      <a:ext cx="4371429" cy="6838095"/>
+                    </a:xfrm>
+                    <a:prstGeom prst="rect">
+                      <a:avLst/>
+                    </a:prstGeom>
+                  </pic:spPr>
+                </pic:pic>
+              </a:graphicData>
+            </a:graphic>
+          </wp:inline>
+        </w:drawing>
+      </w:r>
+    </w:p>
+    <w:p>
+      <w:r>
+        <w:t>All pre-made LPSP prefabs are placed in LPSP and LPSP_Legacy folders like above.</w:t>
+      </w:r>
+    </w:p>
+    <w:p/>
+    <w:p>
+      <w:r>
+        <w:rPr>
+          <w:noProof/>
+        </w:rPr>
+        <w:lastRenderedPageBreak/>
+        <w:drawing>
+          <wp:inline distT="0" distB="0" distL="0" distR="0" wp14:anchorId="10BB2562" wp14:editId="704497BB">
+            <wp:extent cx="5274310" cy="2008505"/>
+            <wp:effectExtent l="0" t="0" r="2540" b="0"/>
+            <wp:docPr id="1197583573" name="图片 1"/>
+            <wp:cNvGraphicFramePr>
+              <a:graphicFrameLocks xmlns:a="http://schemas.openxmlformats.org/drawingml/2006/main" noChangeAspect="1"/>
+            </wp:cNvGraphicFramePr>
+            <a:graphic xmlns:a="http://schemas.openxmlformats.org/drawingml/2006/main">
+              <a:graphicData uri="http://schemas.openxmlformats.org/drawingml/2006/picture">
+                <pic:pic xmlns:pic="http://schemas.openxmlformats.org/drawingml/2006/picture">
+                  <pic:nvPicPr>
+                    <pic:cNvPr id="1197583573" name=""/>
+                    <pic:cNvPicPr/>
+                  </pic:nvPicPr>
+                  <pic:blipFill>
+                    <a:blip r:embed="rId5"/>
+                    <a:stretch>
+                      <a:fillRect/>
+                    </a:stretch>
+                  </pic:blipFill>
+                  <pic:spPr>
+                    <a:xfrm>
+                      <a:off x="0" y="0"/>
+                      <a:ext cx="5274310" cy="2008505"/>
+                    </a:xfrm>
+                    <a:prstGeom prst="rect">
+                      <a:avLst/>
+                    </a:prstGeom>
+                  </pic:spPr>
+                </pic:pic>
+              </a:graphicData>
+            </a:graphic>
+          </wp:inline>
+        </w:drawing>
+      </w:r>
+    </w:p>
+    <w:p>
+      <w:r>
+        <w:t xml:space="preserve">Each LPSP weapon has </w:t>
+      </w:r>
+      <w:r>
+        <w:t>1</w:t>
+      </w:r>
+      <w:r>
+        <w:t xml:space="preserve"> prefab and 2 AnimatorControllers, and </w:t>
+      </w:r>
+      <w:r>
+        <w:t>1</w:t>
+      </w:r>
+      <w:r>
+        <w:t xml:space="preserve"> demo scene that can preview its animations.</w:t>
+      </w:r>
+    </w:p>
+    <w:p/>
+    <w:p>
+      <w:r>
+        <w:rPr>
+          <w:noProof/>
+        </w:rPr>
+        <w:drawing>
+          <wp:inline distT="0" distB="0" distL="0" distR="0" wp14:anchorId="108A60D8" wp14:editId="27B1F877">
+            <wp:extent cx="5028571" cy="1142857"/>
+            <wp:effectExtent l="0" t="0" r="635" b="635"/>
+            <wp:docPr id="247360169" name="图片 1"/>
+            <wp:cNvGraphicFramePr>
+              <a:graphicFrameLocks xmlns:a="http://schemas.openxmlformats.org/drawingml/2006/main" noChangeAspect="1"/>
+            </wp:cNvGraphicFramePr>
+            <a:graphic xmlns:a="http://schemas.openxmlformats.org/drawingml/2006/main">
+              <a:graphicData uri="http://schemas.openxmlformats.org/drawingml/2006/picture">
+                <pic:pic xmlns:pic="http://schemas.openxmlformats.org/drawingml/2006/picture">
+                  <pic:nvPicPr>
+                    <pic:cNvPr id="247360169" name=""/>
+                    <pic:cNvPicPr/>
+                  </pic:nvPicPr>
+                  <pic:blipFill>
+                    <a:blip r:embed="rId6"/>
+                    <a:stretch>
+                      <a:fillRect/>
+                    </a:stretch>
+                  </pic:blipFill>
+                  <pic:spPr>
+                    <a:xfrm>
+                      <a:off x="0" y="0"/>
+                      <a:ext cx="5028571" cy="1142857"/>
+                    </a:xfrm>
+                    <a:prstGeom prst="rect">
+                      <a:avLst/>
+                    </a:prstGeom>
+                  </pic:spPr>
+                </pic:pic>
+              </a:graphicData>
+            </a:graphic>
+          </wp:inline>
+        </w:drawing>
+      </w:r>
+    </w:p>
+    <w:p>
+      <w:r>
+        <w:t xml:space="preserve">LPSP_Legacy weapon has </w:t>
+      </w:r>
+      <w:r>
+        <w:t>1</w:t>
+      </w:r>
+      <w:r>
+        <w:t xml:space="preserve"> prefab and 1 AnimatorController, and </w:t>
+      </w:r>
+      <w:r>
+        <w:t>1</w:t>
+      </w:r>
+      <w:r>
+        <w:t xml:space="preserve"> demo scene that can preview its animations.</w:t>
+      </w:r>
+    </w:p>
+    <w:p/>
+    <w:p>
+      <w:r>
+        <w:rPr>
+          <w:noProof/>
+        </w:rPr>
+        <w:drawing>
+          <wp:inline distT="0" distB="0" distL="0" distR="0" wp14:anchorId="2BD2C3EE" wp14:editId="4FB3481E">
+            <wp:extent cx="1609524" cy="1257143"/>
+            <wp:effectExtent l="0" t="0" r="0" b="635"/>
+            <wp:docPr id="450372145" name="图片 1"/>
+            <wp:cNvGraphicFramePr>
+              <a:graphicFrameLocks xmlns:a="http://schemas.openxmlformats.org/drawingml/2006/main" noChangeAspect="1"/>
+            </wp:cNvGraphicFramePr>
+            <a:graphic xmlns:a="http://schemas.openxmlformats.org/drawingml/2006/main">
+              <a:graphicData uri="http://schemas.openxmlformats.org/drawingml/2006/picture">
+                <pic:pic xmlns:pic="http://schemas.openxmlformats.org/drawingml/2006/picture">
+                  <pic:nvPicPr>
+                    <pic:cNvPr id="450372145" name=""/>
+                    <pic:cNvPicPr/>
+                  </pic:nvPicPr>
+                  <pic:blipFill>
+                    <a:blip r:embed="rId7"/>
+                    <a:stretch>
+                      <a:fillRect/>
+                    </a:stretch>
+                  </pic:blipFill>
+                  <pic:spPr>
+                    <a:xfrm>
+                      <a:off x="0" y="0"/>
+                      <a:ext cx="1609524" cy="1257143"/>
+                    </a:xfrm>
+                    <a:prstGeom prst="rect">
+                      <a:avLst/>
+                    </a:prstGeom>
+                  </pic:spPr>
+                </pic:pic>
+              </a:graphicData>
+            </a:graphic>
+          </wp:inline>
+        </w:drawing>
+      </w:r>
+    </w:p>
+    <w:p>
+      <w:r>
+        <w:t xml:space="preserve">The example folder contains showcases </w:t>
+      </w:r>
+      <w:r>
+        <w:t xml:space="preserve">of </w:t>
+      </w:r>
+      <w:r>
+        <w:t>retargeting and baking workflow. (Baked animation clips are not added for copyright reason, they are modification of paid assets</w:t>
+      </w:r>
+      <w:r>
+        <w:t xml:space="preserve"> LPSP</w:t>
+      </w:r>
+      <w:r>
+        <w:t xml:space="preserve"> and cannot be re-distributed)</w:t>
+      </w:r>
+    </w:p>
+    <w:p/>
+    <w:p>
+      <w:pPr>
+        <w:pStyle w:val="5"/>
+        <w:rPr>
+          <w:lang w:val="en-CA"/>
+        </w:rPr>
+      </w:pPr>
+      <w:r>
+        <w:rPr>
+          <w:lang w:val="en-CA"/>
+        </w:rPr>
+        <w:lastRenderedPageBreak/>
         <w:t>LPSP Animations</w:t>
       </w:r>
       <w:r>
@@ -60,7 +311,7 @@
                     <pic:cNvPicPr/>
                   </pic:nvPicPr>
                   <pic:blipFill>
-                    <a:blip r:embed="rId4"/>
+                    <a:blip r:embed="rId8"/>
                     <a:stretch>
                       <a:fillRect/>
                     </a:stretch>
@@ -88,31 +339,7 @@
     </w:p>
     <w:p>
       <w:r>
-        <w:t xml:space="preserve">It also contains a inventory </w:t>
-      </w:r>
-      <w:proofErr w:type="spellStart"/>
-      <w:r>
-        <w:t>GameObject</w:t>
-      </w:r>
-      <w:proofErr w:type="spellEnd"/>
-      <w:r>
-        <w:t xml:space="preserve"> under the </w:t>
-      </w:r>
-      <w:proofErr w:type="spellStart"/>
-      <w:r>
-        <w:t>ik_hand_root</w:t>
-      </w:r>
-      <w:proofErr w:type="spellEnd"/>
-      <w:r>
-        <w:t xml:space="preserve">, all weapons are under the inventory </w:t>
-      </w:r>
-      <w:proofErr w:type="spellStart"/>
-      <w:r>
-        <w:t>GameObject</w:t>
-      </w:r>
-      <w:proofErr w:type="spellEnd"/>
-      <w:r>
-        <w:t>. Each weapon has an Animator on it.</w:t>
+        <w:t>It also contains a inventory GameObject under the ik_hand_root, all weapons are under the inventory GameObject. Each weapon has an Animator on it.</w:t>
       </w:r>
     </w:p>
     <w:p/>
@@ -137,7 +364,7 @@
                     <pic:cNvPicPr/>
                   </pic:nvPicPr>
                   <pic:blipFill>
-                    <a:blip r:embed="rId5"/>
+                    <a:blip r:embed="rId9"/>
                     <a:stretch>
                       <a:fillRect/>
                     </a:stretch>
@@ -160,15 +387,7 @@
     </w:p>
     <w:p>
       <w:r>
-        <w:t xml:space="preserve">Let’s see the </w:t>
-      </w:r>
-      <w:proofErr w:type="spellStart"/>
-      <w:r>
-        <w:t>AnimatorController</w:t>
-      </w:r>
-      <w:proofErr w:type="spellEnd"/>
-      <w:r>
-        <w:t xml:space="preserve"> on the character animator.</w:t>
+        <w:t>Let’s see the AnimatorController on the character animator.</w:t>
       </w:r>
     </w:p>
     <w:p>
@@ -193,7 +412,7 @@
                     <pic:cNvPicPr/>
                   </pic:nvPicPr>
                   <pic:blipFill>
-                    <a:blip r:embed="rId6"/>
+                    <a:blip r:embed="rId10"/>
                     <a:stretch>
                       <a:fillRect/>
                     </a:stretch>
@@ -216,15 +435,7 @@
     </w:p>
     <w:p>
       <w:r>
-        <w:t xml:space="preserve">It has 2 layers, the base layer contains a </w:t>
-      </w:r>
-      <w:proofErr w:type="spellStart"/>
-      <w:r>
-        <w:t>blendshape</w:t>
-      </w:r>
-      <w:proofErr w:type="spellEnd"/>
-      <w:r>
-        <w:t xml:space="preserve"> of Idle Pose and Aim Idle Pose of the FPS character.</w:t>
+        <w:t>It has 2 layers, the base layer contains a blendshape of Idle Pose and Aim Idle Pose of the FPS character.</w:t>
       </w:r>
       <w:r>
         <w:t xml:space="preserve"> The parameter is ADS (Aim Down Sight) to interpolate between Idle and Aim Idle.</w:t>
@@ -252,7 +463,7 @@
                     <pic:cNvPicPr/>
                   </pic:nvPicPr>
                   <pic:blipFill>
-                    <a:blip r:embed="rId7"/>
+                    <a:blip r:embed="rId11"/>
                     <a:stretch>
                       <a:fillRect/>
                     </a:stretch>
@@ -290,15 +501,7 @@
     <w:p/>
     <w:p>
       <w:r>
-        <w:t>Upper layer also contains animations names like Ai</w:t>
-      </w:r>
-      <w:proofErr w:type="spellStart"/>
-      <w:r>
-        <w:t>m_XXX</w:t>
-      </w:r>
-      <w:proofErr w:type="spellEnd"/>
-      <w:r>
-        <w:t>, these animations are for base layer in aim idle (ADS 1)</w:t>
+        <w:t>Upper layer also contains animations names like Aim_XXX, these animations are for base layer in aim idle (ADS 1)</w:t>
       </w:r>
       <w:r>
         <w:t xml:space="preserve"> for correct results</w:t>
@@ -331,7 +534,7 @@
                     <pic:cNvPicPr/>
                   </pic:nvPicPr>
                   <pic:blipFill>
-                    <a:blip r:embed="rId8"/>
+                    <a:blip r:embed="rId12"/>
                     <a:stretch>
                       <a:fillRect/>
                     </a:stretch>
@@ -354,7 +557,25 @@
     </w:p>
     <w:p>
       <w:r>
-        <w:t>The weapon also contains animations like Reload and Fire, because weapons itself might have behaviors like magazine, bolt movement. These animations should be play along with the character animations like Reload and Fire.</w:t>
+        <w:t xml:space="preserve">The weapon also contains animations like Reload and Fire, because weapons </w:t>
+      </w:r>
+      <w:r>
+        <w:t>themselves</w:t>
+      </w:r>
+      <w:r>
+        <w:t xml:space="preserve"> might have behaviors like magazine</w:t>
+      </w:r>
+      <w:r>
+        <w:t xml:space="preserve"> and</w:t>
+      </w:r>
+      <w:r>
+        <w:t xml:space="preserve"> bolt movement. These animations should be play</w:t>
+      </w:r>
+      <w:r>
+        <w:t>ed</w:t>
+      </w:r>
+      <w:r>
+        <w:t xml:space="preserve"> along with the character animations like Reload and Fire.</w:t>
       </w:r>
     </w:p>
     <w:p/>
@@ -379,7 +600,7 @@
                     <pic:cNvPicPr/>
                   </pic:nvPicPr>
                   <pic:blipFill>
-                    <a:blip r:embed="rId9"/>
+                    <a:blip r:embed="rId13"/>
                     <a:stretch>
                       <a:fillRect/>
                     </a:stretch>
@@ -402,15 +623,7 @@
     </w:p>
     <w:p>
       <w:r>
-        <w:t xml:space="preserve">On the Source FPS Hands at prefab root, the </w:t>
-      </w:r>
-      <w:proofErr w:type="spellStart"/>
-      <w:r>
-        <w:t>AnimationCellList</w:t>
-      </w:r>
-      <w:proofErr w:type="spellEnd"/>
-      <w:r>
-        <w:t xml:space="preserve"> contains the pre-made states data by the character Animator.</w:t>
+        <w:t>On the Source FPS Hands at prefab root, the AnimationCellList contains the pre-made states data by the character Animator.</w:t>
       </w:r>
     </w:p>
     <w:p/>
@@ -436,7 +649,7 @@
                     <pic:cNvPicPr/>
                   </pic:nvPicPr>
                   <pic:blipFill>
-                    <a:blip r:embed="rId10"/>
+                    <a:blip r:embed="rId14"/>
                     <a:stretch>
                       <a:fillRect/>
                     </a:stretch>
@@ -461,7 +674,6 @@
       <w:r>
         <w:t xml:space="preserve">Also we have a </w:t>
       </w:r>
-      <w:proofErr w:type="spellStart"/>
       <w:r>
         <w:rPr>
           <w:rFonts w:hint="eastAsia"/>
@@ -470,17 +682,8 @@
         </w:rPr>
         <w:t>FPSAnimationBakerEventSubscriber</w:t>
       </w:r>
-      <w:proofErr w:type="spellEnd"/>
-      <w:r>
-        <w:t xml:space="preserve"> attached, this script registers event when </w:t>
-      </w:r>
-      <w:proofErr w:type="spellStart"/>
-      <w:r>
-        <w:t>AnimationBaker</w:t>
-      </w:r>
-      <w:proofErr w:type="spellEnd"/>
-      <w:r>
-        <w:t xml:space="preserve"> start playing character animations, and will call the weapon animator to play a corresponding animation state by the name</w:t>
+      <w:r>
+        <w:t xml:space="preserve"> attached, this script registers event when AnimationBaker start playing character animations, and will call the weapon animator to play a corresponding animation state by the name</w:t>
       </w:r>
       <w:r>
         <w:t>. The mapping is also pre-made in a list.</w:t>
@@ -488,7 +691,19 @@
     </w:p>
     <w:p>
       <w:r>
-        <w:t>For example when character play A_FP_PCH_AR_02_Reload, the weapon animator will play A_FP_WEP_AR_02_Reload. So a wholesome reload display will be carried out together.</w:t>
+        <w:t>For example when character play</w:t>
+      </w:r>
+      <w:r>
+        <w:t>s</w:t>
+      </w:r>
+      <w:r>
+        <w:t xml:space="preserve"> A_FP_PCH_AR_02_Reload, the weapon animator will play A_FP_WEP_AR_02_Reload. So a wholesome reload </w:t>
+      </w:r>
+      <w:r>
+        <w:t>animation</w:t>
+      </w:r>
+      <w:r>
+        <w:t xml:space="preserve"> will be carried out together.</w:t>
       </w:r>
     </w:p>
     <w:p/>
@@ -513,7 +728,7 @@
                     <pic:cNvPicPr/>
                   </pic:nvPicPr>
                   <pic:blipFill>
-                    <a:blip r:embed="rId11"/>
+                    <a:blip r:embed="rId15"/>
                     <a:stretch>
                       <a:fillRect/>
                     </a:stretch>
@@ -536,31 +751,24 @@
     </w:p>
     <w:p>
       <w:r>
-        <w:t xml:space="preserve">A </w:t>
-      </w:r>
-      <w:proofErr w:type="spellStart"/>
-      <w:r>
-        <w:t>FPSAdsParameterController</w:t>
-      </w:r>
-      <w:proofErr w:type="spellEnd"/>
-      <w:r>
-        <w:t xml:space="preserve"> is attached to control the ADS parameter on character Animator.</w:t>
-      </w:r>
-    </w:p>
-    <w:p>
-      <w:r>
-        <w:t>If it detects Aim in/out states are played on character animator. It will automatically set the animator’s ADS parameter between 0 or 1.</w:t>
-      </w:r>
-      <w:r>
-        <w:t xml:space="preserve"> So the base layer’s </w:t>
-      </w:r>
-      <w:proofErr w:type="spellStart"/>
-      <w:r>
-        <w:t>blendshape</w:t>
-      </w:r>
-      <w:proofErr w:type="spellEnd"/>
-      <w:r>
-        <w:t xml:space="preserve"> can display a correct result.</w:t>
+        <w:t>A FPSAdsParameterController is attached to control the ADS parameter on character Animator.</w:t>
+      </w:r>
+    </w:p>
+    <w:p>
+      <w:r>
+        <w:t>I</w:t>
+      </w:r>
+      <w:r>
+        <w:t xml:space="preserve">t detects </w:t>
+      </w:r>
+      <w:r>
+        <w:t xml:space="preserve">if </w:t>
+      </w:r>
+      <w:r>
+        <w:t>Aim in/out states are played on character animator. It will automatically set the animator’s ADS parameter between 0 or 1.</w:t>
+      </w:r>
+      <w:r>
+        <w:t xml:space="preserve"> So the base layer’s blendshape can display a correct result.</w:t>
       </w:r>
     </w:p>
     <w:p/>
@@ -586,7 +794,7 @@
                     <pic:cNvPicPr/>
                   </pic:nvPicPr>
                   <pic:blipFill>
-                    <a:blip r:embed="rId12"/>
+                    <a:blip r:embed="rId16"/>
                     <a:stretch>
                       <a:fillRect/>
                     </a:stretch>
@@ -628,7 +836,7 @@
                     <pic:cNvPicPr/>
                   </pic:nvPicPr>
                   <pic:blipFill>
-                    <a:blip r:embed="rId13"/>
+                    <a:blip r:embed="rId17"/>
                     <a:stretch>
                       <a:fillRect/>
                     </a:stretch>
@@ -656,17 +864,14 @@
         </w:rPr>
       </w:pPr>
       <w:r>
-        <w:t xml:space="preserve">To preview the animations, open </w:t>
-      </w:r>
-      <w:proofErr w:type="spellStart"/>
-      <w:r>
-        <w:t>AnimationBaker</w:t>
-      </w:r>
-      <w:proofErr w:type="spellEnd"/>
-      <w:r>
-        <w:t xml:space="preserve"> and add a </w:t>
-      </w:r>
-      <w:proofErr w:type="spellStart"/>
+        <w:t xml:space="preserve">To preview the animations, open AnimationBaker and </w:t>
+      </w:r>
+      <w:r>
+        <w:t>make sure</w:t>
+      </w:r>
+      <w:r>
+        <w:t xml:space="preserve"> a </w:t>
+      </w:r>
       <w:r>
         <w:rPr>
           <w:rFonts w:hint="eastAsia"/>
@@ -675,7 +880,6 @@
         </w:rPr>
         <w:t>AnimationBakerLegacyTester</w:t>
       </w:r>
-      <w:proofErr w:type="spellEnd"/>
       <w:r>
         <w:rPr>
           <w:b/>
@@ -684,18 +888,25 @@
         <w:t xml:space="preserve"> </w:t>
       </w:r>
       <w:r>
-        <w:t xml:space="preserve">to the scene, </w:t>
-      </w:r>
-      <w:r>
-        <w:t xml:space="preserve">assign the Source Hands as the LPSP </w:t>
-      </w:r>
-      <w:proofErr w:type="spellStart"/>
-      <w:r>
-        <w:t>GameObject</w:t>
-      </w:r>
-      <w:proofErr w:type="spellEnd"/>
-      <w:r>
-        <w:t>. Then the inspector will display all states as buttons to play (for Play Mode), Aim in/out button will be marked as green.</w:t>
+        <w:t>is in</w:t>
+      </w:r>
+      <w:r>
+        <w:t xml:space="preserve"> the scene, </w:t>
+      </w:r>
+      <w:r>
+        <w:t xml:space="preserve">assign the Source Hands </w:t>
+      </w:r>
+      <w:r>
+        <w:t>with</w:t>
+      </w:r>
+      <w:r>
+        <w:t xml:space="preserve"> the LPSP GameObject. </w:t>
+      </w:r>
+      <w:r>
+        <w:t>T</w:t>
+      </w:r>
+      <w:r>
+        <w:t>he inspector will display all states as buttons to play (for Play Mode), Aim in/out button will be marked as green.</w:t>
       </w:r>
     </w:p>
     <w:p>
@@ -756,7 +967,7 @@
                     <pic:cNvPicPr/>
                   </pic:nvPicPr>
                   <pic:blipFill>
-                    <a:blip r:embed="rId14"/>
+                    <a:blip r:embed="rId18"/>
                     <a:stretch>
                       <a:fillRect/>
                     </a:stretch>
@@ -786,6 +997,133 @@
     </w:p>
     <w:p>
       <w:pPr>
+        <w:rPr>
+          <w:lang w:val="en-CA"/>
+        </w:rPr>
+      </w:pPr>
+      <w:r>
+        <w:rPr>
+          <w:noProof/>
+        </w:rPr>
+        <w:lastRenderedPageBreak/>
+        <w:drawing>
+          <wp:inline distT="0" distB="0" distL="0" distR="0" wp14:anchorId="27CDE4E5" wp14:editId="6BFDA4F6">
+            <wp:extent cx="2920855" cy="1869052"/>
+            <wp:effectExtent l="0" t="0" r="0" b="0"/>
+            <wp:docPr id="1233639088" name="图片 1"/>
+            <wp:cNvGraphicFramePr>
+              <a:graphicFrameLocks xmlns:a="http://schemas.openxmlformats.org/drawingml/2006/main" noChangeAspect="1"/>
+            </wp:cNvGraphicFramePr>
+            <a:graphic xmlns:a="http://schemas.openxmlformats.org/drawingml/2006/main">
+              <a:graphicData uri="http://schemas.openxmlformats.org/drawingml/2006/picture">
+                <pic:pic xmlns:pic="http://schemas.openxmlformats.org/drawingml/2006/picture">
+                  <pic:nvPicPr>
+                    <pic:cNvPr id="1233639088" name=""/>
+                    <pic:cNvPicPr/>
+                  </pic:nvPicPr>
+                  <pic:blipFill>
+                    <a:blip r:embed="rId19"/>
+                    <a:stretch>
+                      <a:fillRect/>
+                    </a:stretch>
+                  </pic:blipFill>
+                  <pic:spPr>
+                    <a:xfrm>
+                      <a:off x="0" y="0"/>
+                      <a:ext cx="2929936" cy="1874863"/>
+                    </a:xfrm>
+                    <a:prstGeom prst="rect">
+                      <a:avLst/>
+                    </a:prstGeom>
+                  </pic:spPr>
+                </pic:pic>
+              </a:graphicData>
+            </a:graphic>
+          </wp:inline>
+        </w:drawing>
+      </w:r>
+      <w:r>
+        <w:rPr>
+          <w:noProof/>
+        </w:rPr>
+        <w:drawing>
+          <wp:inline distT="0" distB="0" distL="0" distR="0" wp14:anchorId="431C274E" wp14:editId="2A1CB15B">
+            <wp:extent cx="2609524" cy="1028571"/>
+            <wp:effectExtent l="0" t="0" r="635" b="635"/>
+            <wp:docPr id="1018259445" name="图片 1"/>
+            <wp:cNvGraphicFramePr>
+              <a:graphicFrameLocks xmlns:a="http://schemas.openxmlformats.org/drawingml/2006/main" noChangeAspect="1"/>
+            </wp:cNvGraphicFramePr>
+            <a:graphic xmlns:a="http://schemas.openxmlformats.org/drawingml/2006/main">
+              <a:graphicData uri="http://schemas.openxmlformats.org/drawingml/2006/picture">
+                <pic:pic xmlns:pic="http://schemas.openxmlformats.org/drawingml/2006/picture">
+                  <pic:nvPicPr>
+                    <pic:cNvPr id="1018259445" name=""/>
+                    <pic:cNvPicPr/>
+                  </pic:nvPicPr>
+                  <pic:blipFill>
+                    <a:blip r:embed="rId20"/>
+                    <a:stretch>
+                      <a:fillRect/>
+                    </a:stretch>
+                  </pic:blipFill>
+                  <pic:spPr>
+                    <a:xfrm>
+                      <a:off x="0" y="0"/>
+                      <a:ext cx="2609524" cy="1028571"/>
+                    </a:xfrm>
+                    <a:prstGeom prst="rect">
+                      <a:avLst/>
+                    </a:prstGeom>
+                  </pic:spPr>
+                </pic:pic>
+              </a:graphicData>
+            </a:graphic>
+          </wp:inline>
+        </w:drawing>
+      </w:r>
+    </w:p>
+    <w:p>
+      <w:pPr>
+        <w:rPr>
+          <w:lang w:val="en-CA"/>
+        </w:rPr>
+      </w:pPr>
+      <w:r>
+        <w:rPr>
+          <w:lang w:val="en-CA"/>
+        </w:rPr>
+        <w:t>Because origin LPSP prefabs uses their own IK scripts to control the arms to align with Effectors on hands, I added a Simple Two Bone IK for a similar approach.</w:t>
+      </w:r>
+    </w:p>
+    <w:p>
+      <w:pPr>
+        <w:rPr>
+          <w:lang w:val="en-CA"/>
+        </w:rPr>
+      </w:pPr>
+      <w:r>
+        <w:rPr>
+          <w:lang w:val="en-CA"/>
+        </w:rPr>
+        <w:t>These LeftIK and RightIK will make sure the left and right hand of LPSP works correctly to the effectors.</w:t>
+      </w:r>
+      <w:r>
+        <w:rPr>
+          <w:lang w:val="en-CA"/>
+        </w:rPr>
+        <w:t xml:space="preserve"> If you try to use LPSP on your own from scratch, don’t forget to use IK to make the hands correct.</w:t>
+      </w:r>
+    </w:p>
+    <w:p>
+      <w:pPr>
+        <w:rPr>
+          <w:lang w:val="en-CA"/>
+        </w:rPr>
+      </w:pPr>
+    </w:p>
+    <w:p>
+      <w:pPr>
         <w:pStyle w:val="5"/>
         <w:rPr>
           <w:lang w:val="en-CA"/>
@@ -825,7 +1163,7 @@
                     <pic:cNvPicPr/>
                   </pic:nvPicPr>
                   <pic:blipFill>
-                    <a:blip r:embed="rId15"/>
+                    <a:blip r:embed="rId21"/>
                     <a:stretch>
                       <a:fillRect/>
                     </a:stretch>
@@ -868,13 +1206,7 @@
         <w:rPr>
           <w:lang w:val="en-CA"/>
         </w:rPr>
-        <w:t xml:space="preserve">, you can add a </w:t>
-      </w:r>
-      <w:r>
-        <w:rPr>
-          <w:lang w:val="en-CA"/>
-        </w:rPr>
-        <w:t>FPS Finger Preset Rotator to control the fingers of the character.</w:t>
+        <w:t>, you can add a FPS Finger Preset Rotator to control the fingers of the character.</w:t>
       </w:r>
     </w:p>
     <w:p>
@@ -911,7 +1243,7 @@
                     <pic:cNvPicPr/>
                   </pic:nvPicPr>
                   <pic:blipFill>
-                    <a:blip r:embed="rId16"/>
+                    <a:blip r:embed="rId22"/>
                     <a:stretch>
                       <a:fillRect/>
                     </a:stretch>
@@ -942,21 +1274,7 @@
         <w:rPr>
           <w:lang w:val="en-CA"/>
         </w:rPr>
-        <w:t xml:space="preserve">For example in Scene AR_01_Test, you have a source hands (LPSP character) and a target </w:t>
-      </w:r>
-      <w:proofErr w:type="spellStart"/>
-      <w:r>
-        <w:rPr>
-          <w:lang w:val="en-CA"/>
-        </w:rPr>
-        <w:t>hadns</w:t>
-      </w:r>
-      <w:proofErr w:type="spellEnd"/>
-      <w:r>
-        <w:rPr>
-          <w:lang w:val="en-CA"/>
-        </w:rPr>
-        <w:t xml:space="preserve"> (Ch03), when run in Play Mode. The target character’s hands will align with the source hands.</w:t>
+        <w:t>For example in Scene AR_01_Test, you have a source hands (LPSP character) and a target hadns (Ch03), when run in Play Mode. The target character’s hands will align with the source hands.</w:t>
       </w:r>
     </w:p>
     <w:p>
@@ -992,7 +1310,7 @@
                     <pic:cNvPicPr/>
                   </pic:nvPicPr>
                   <pic:blipFill>
-                    <a:blip r:embed="rId17"/>
+                    <a:blip r:embed="rId23"/>
                     <a:stretch>
                       <a:fillRect/>
                     </a:stretch>
@@ -1046,7 +1364,7 @@
                     <pic:cNvPicPr/>
                   </pic:nvPicPr>
                   <pic:blipFill>
-                    <a:blip r:embed="rId18"/>
+                    <a:blip r:embed="rId24"/>
                     <a:stretch>
                       <a:fillRect/>
                     </a:stretch>
@@ -1107,7 +1425,7 @@
                     <pic:cNvPicPr/>
                   </pic:nvPicPr>
                   <pic:blipFill>
-                    <a:blip r:embed="rId19"/>
+                    <a:blip r:embed="rId25"/>
                     <a:stretch>
                       <a:fillRect/>
                     </a:stretch>
@@ -1257,7 +1575,7 @@
                     <pic:cNvPicPr/>
                   </pic:nvPicPr>
                   <pic:blipFill>
-                    <a:blip r:embed="rId20"/>
+                    <a:blip r:embed="rId26"/>
                     <a:stretch>
                       <a:fillRect/>
                     </a:stretch>
@@ -1344,7 +1662,7 @@
                     <pic:cNvPicPr/>
                   </pic:nvPicPr>
                   <pic:blipFill>
-                    <a:blip r:embed="rId21"/>
+                    <a:blip r:embed="rId27"/>
                     <a:stretch>
                       <a:fillRect/>
                     </a:stretch>
@@ -1375,21 +1693,7 @@
         <w:rPr>
           <w:lang w:val="en-CA"/>
         </w:rPr>
-        <w:t xml:space="preserve">First we add a child </w:t>
-      </w:r>
-      <w:proofErr w:type="spellStart"/>
-      <w:r>
-        <w:rPr>
-          <w:lang w:val="en-CA"/>
-        </w:rPr>
-        <w:t>GameObject</w:t>
-      </w:r>
-      <w:proofErr w:type="spellEnd"/>
-      <w:r>
-        <w:rPr>
-          <w:lang w:val="en-CA"/>
-        </w:rPr>
-        <w:t xml:space="preserve"> under the target character.</w:t>
+        <w:t>First we add a child GameObject under the target character.</w:t>
       </w:r>
     </w:p>
     <w:p>
@@ -1426,7 +1730,7 @@
                     <pic:cNvPicPr/>
                   </pic:nvPicPr>
                   <pic:blipFill>
-                    <a:blip r:embed="rId22"/>
+                    <a:blip r:embed="rId28"/>
                     <a:stretch>
                       <a:fillRect/>
                     </a:stretch>
@@ -1457,7 +1761,19 @@
         <w:rPr>
           <w:lang w:val="en-CA"/>
         </w:rPr>
-        <w:t>Assign it as Target Root.</w:t>
+        <w:t>Assign it as Target Root</w:t>
+      </w:r>
+      <w:r>
+        <w:rPr>
+          <w:lang w:val="en-CA"/>
+        </w:rPr>
+        <w:t xml:space="preserve"> or SMR Copier</w:t>
+      </w:r>
+      <w:r>
+        <w:rPr>
+          <w:lang w:val="en-CA"/>
+        </w:rPr>
+        <w:t>.</w:t>
       </w:r>
     </w:p>
     <w:p>
@@ -1493,7 +1809,7 @@
                     <pic:cNvPicPr/>
                   </pic:nvPicPr>
                   <pic:blipFill>
-                    <a:blip r:embed="rId23"/>
+                    <a:blip r:embed="rId29"/>
                     <a:stretch>
                       <a:fillRect/>
                     </a:stretch>
@@ -1524,21 +1840,7 @@
         <w:rPr>
           <w:lang w:val="en-CA"/>
         </w:rPr>
-        <w:t xml:space="preserve">Select the children </w:t>
-      </w:r>
-      <w:proofErr w:type="spellStart"/>
-      <w:r>
-        <w:rPr>
-          <w:lang w:val="en-CA"/>
-        </w:rPr>
-        <w:t>GameObjects</w:t>
-      </w:r>
-      <w:proofErr w:type="spellEnd"/>
-      <w:r>
-        <w:rPr>
-          <w:lang w:val="en-CA"/>
-        </w:rPr>
-        <w:t xml:space="preserve"> under the source weapon, </w:t>
+        <w:t xml:space="preserve">Select the children GameObjects under the source weapon, </w:t>
       </w:r>
     </w:p>
     <w:p>
@@ -1575,7 +1877,7 @@
                     <pic:cNvPicPr/>
                   </pic:nvPicPr>
                   <pic:blipFill>
-                    <a:blip r:embed="rId24"/>
+                    <a:blip r:embed="rId30"/>
                     <a:stretch>
                       <a:fillRect/>
                     </a:stretch>
@@ -1628,49 +1930,7 @@
         <w:rPr>
           <w:lang w:val="en-CA"/>
         </w:rPr>
-        <w:t xml:space="preserve"> get all Renderers under the selected </w:t>
-      </w:r>
-      <w:proofErr w:type="spellStart"/>
-      <w:r>
-        <w:rPr>
-          <w:lang w:val="en-CA"/>
-        </w:rPr>
-        <w:t>GameObjects</w:t>
-      </w:r>
-      <w:proofErr w:type="spellEnd"/>
-      <w:r>
-        <w:rPr>
-          <w:lang w:val="en-CA"/>
-        </w:rPr>
-        <w:t xml:space="preserve">, including both </w:t>
-      </w:r>
-      <w:proofErr w:type="spellStart"/>
-      <w:r>
-        <w:rPr>
-          <w:lang w:val="en-CA"/>
-        </w:rPr>
-        <w:t>MeshRenderers</w:t>
-      </w:r>
-      <w:proofErr w:type="spellEnd"/>
-      <w:r>
-        <w:rPr>
-          <w:lang w:val="en-CA"/>
-        </w:rPr>
-        <w:t xml:space="preserve"> and </w:t>
-      </w:r>
-      <w:proofErr w:type="spellStart"/>
-      <w:r>
-        <w:rPr>
-          <w:lang w:val="en-CA"/>
-        </w:rPr>
-        <w:t>SkinnedMeshRenderers</w:t>
-      </w:r>
-      <w:proofErr w:type="spellEnd"/>
-      <w:r>
-        <w:rPr>
-          <w:lang w:val="en-CA"/>
-        </w:rPr>
-        <w:t>.</w:t>
+        <w:t xml:space="preserve"> get all Renderers under the selected GameObjects, including both MeshRenderers and SkinnedMeshRenderers.</w:t>
       </w:r>
     </w:p>
     <w:p>
@@ -1707,7 +1967,7 @@
                     <pic:cNvPicPr/>
                   </pic:nvPicPr>
                   <pic:blipFill>
-                    <a:blip r:embed="rId25"/>
+                    <a:blip r:embed="rId31"/>
                     <a:stretch>
                       <a:fillRect/>
                     </a:stretch>
@@ -1775,7 +2035,7 @@
                     <pic:cNvPicPr/>
                   </pic:nvPicPr>
                   <pic:blipFill>
-                    <a:blip r:embed="rId26"/>
+                    <a:blip r:embed="rId32"/>
                     <a:stretch>
                       <a:fillRect/>
                     </a:stretch>
@@ -1806,70 +2066,32 @@
         <w:rPr>
           <w:lang w:val="en-CA"/>
         </w:rPr>
-        <w:t xml:space="preserve">The </w:t>
-      </w:r>
-      <w:proofErr w:type="spellStart"/>
-      <w:r>
-        <w:rPr>
-          <w:lang w:val="en-CA"/>
-        </w:rPr>
-        <w:t>SkinnedMeshRenderers</w:t>
-      </w:r>
-      <w:proofErr w:type="spellEnd"/>
-      <w:r>
-        <w:rPr>
-          <w:lang w:val="en-CA"/>
-        </w:rPr>
-        <w:t xml:space="preserve"> will be placed under </w:t>
-      </w:r>
-      <w:proofErr w:type="spellStart"/>
-      <w:r>
-        <w:rPr>
-          <w:lang w:val="en-CA"/>
-        </w:rPr>
-        <w:t>Copied_Meshes</w:t>
-      </w:r>
-      <w:proofErr w:type="spellEnd"/>
-      <w:r>
-        <w:rPr>
-          <w:lang w:val="en-CA"/>
-        </w:rPr>
-        <w:t>.</w:t>
-      </w:r>
-    </w:p>
-    <w:p>
-      <w:pPr>
-        <w:rPr>
-          <w:lang w:val="en-CA"/>
-        </w:rPr>
-      </w:pPr>
-      <w:proofErr w:type="spellStart"/>
-      <w:r>
-        <w:rPr>
-          <w:lang w:val="en-CA"/>
-        </w:rPr>
-        <w:t>MeshRenderers</w:t>
-      </w:r>
-      <w:proofErr w:type="spellEnd"/>
-      <w:r>
-        <w:rPr>
-          <w:lang w:val="en-CA"/>
-        </w:rPr>
-        <w:t xml:space="preserve"> will be placed by their old hierarchies. Because they are driven by </w:t>
-      </w:r>
-      <w:proofErr w:type="spellStart"/>
-      <w:r>
-        <w:rPr>
-          <w:lang w:val="en-CA"/>
-        </w:rPr>
-        <w:t>GameObject</w:t>
-      </w:r>
-      <w:proofErr w:type="spellEnd"/>
-      <w:r>
-        <w:rPr>
-          <w:lang w:val="en-CA"/>
-        </w:rPr>
-        <w:t xml:space="preserve"> hierarchies, not rigged bones.</w:t>
+        <w:t>The SkinnedMeshRenderers will be placed under Copied_Meshes.</w:t>
+      </w:r>
+    </w:p>
+    <w:p>
+      <w:pPr>
+        <w:rPr>
+          <w:lang w:val="en-CA"/>
+        </w:rPr>
+      </w:pPr>
+      <w:r>
+        <w:rPr>
+          <w:lang w:val="en-CA"/>
+        </w:rPr>
+        <w:t xml:space="preserve">MeshRenderers will be placed by their old hierarchies. Because they </w:t>
+      </w:r>
+      <w:r>
+        <w:rPr>
+          <w:lang w:val="en-CA"/>
+        </w:rPr>
+        <w:t>should be</w:t>
+      </w:r>
+      <w:r>
+        <w:rPr>
+          <w:lang w:val="en-CA"/>
+        </w:rPr>
+        <w:t xml:space="preserve"> driven by GameObject hierarchies, not rigged bones.</w:t>
       </w:r>
     </w:p>
     <w:p>
@@ -1905,7 +2127,7 @@
                     <pic:cNvPicPr/>
                   </pic:nvPicPr>
                   <pic:blipFill>
-                    <a:blip r:embed="rId27"/>
+                    <a:blip r:embed="rId33"/>
                     <a:stretch>
                       <a:fillRect/>
                     </a:stretch>
@@ -1936,41 +2158,25 @@
         <w:rPr>
           <w:lang w:val="en-CA"/>
         </w:rPr>
-        <w:t xml:space="preserve">Also , a FPS Bone Synchronizer is added to the root of weapons (“Weapon” </w:t>
-      </w:r>
-      <w:proofErr w:type="spellStart"/>
-      <w:r>
-        <w:rPr>
-          <w:lang w:val="en-CA"/>
-        </w:rPr>
-        <w:t>GameObject</w:t>
-      </w:r>
-      <w:proofErr w:type="spellEnd"/>
-      <w:r>
-        <w:rPr>
-          <w:lang w:val="en-CA"/>
-        </w:rPr>
-        <w:t xml:space="preserve"> in this case). With all mapping of the source and target transforms. These </w:t>
-      </w:r>
-      <w:proofErr w:type="spellStart"/>
-      <w:r>
-        <w:rPr>
-          <w:lang w:val="en-CA"/>
-        </w:rPr>
-        <w:t>transforms</w:t>
-      </w:r>
-      <w:r>
-        <w:rPr>
-          <w:lang w:val="en-CA"/>
-        </w:rPr>
-        <w:t>’s</w:t>
-      </w:r>
-      <w:proofErr w:type="spellEnd"/>
-      <w:r>
-        <w:rPr>
-          <w:lang w:val="en-CA"/>
-        </w:rPr>
-        <w:t xml:space="preserve"> local positions and rotations</w:t>
+        <w:t>Also ,</w:t>
+      </w:r>
+      <w:r>
+        <w:rPr>
+          <w:lang w:val="en-CA"/>
+        </w:rPr>
+        <w:t xml:space="preserve"> automatically</w:t>
+      </w:r>
+      <w:r>
+        <w:rPr>
+          <w:lang w:val="en-CA"/>
+        </w:rPr>
+        <w:t xml:space="preserve"> a FPSBoneSynchronizer is added to the root of weapons (“Weapon” GameObject in this case). With all mapping of the source and target transforms. These transforms</w:t>
+      </w:r>
+      <w:r>
+        <w:rPr>
+          <w:lang w:val="en-CA"/>
+        </w:rPr>
+        <w:t>’s local positions and rotations</w:t>
       </w:r>
       <w:r>
         <w:rPr>
@@ -1991,10 +2197,10 @@
         </w:rPr>
         <w:lastRenderedPageBreak/>
         <w:drawing>
-          <wp:inline distT="0" distB="0" distL="0" distR="0" wp14:anchorId="591ACCDE" wp14:editId="3B87871F">
-            <wp:extent cx="4394723" cy="2685723"/>
-            <wp:effectExtent l="0" t="0" r="6350" b="635"/>
-            <wp:docPr id="207608555" name="图片 1"/>
+          <wp:inline distT="0" distB="0" distL="0" distR="0" wp14:anchorId="69C36379" wp14:editId="74194A6B">
+            <wp:extent cx="3872619" cy="3030583"/>
+            <wp:effectExtent l="0" t="0" r="0" b="0"/>
+            <wp:docPr id="204678245" name="图片 1"/>
             <wp:cNvGraphicFramePr>
               <a:graphicFrameLocks xmlns:a="http://schemas.openxmlformats.org/drawingml/2006/main" noChangeAspect="1"/>
             </wp:cNvGraphicFramePr>
@@ -2002,11 +2208,11 @@
               <a:graphicData uri="http://schemas.openxmlformats.org/drawingml/2006/picture">
                 <pic:pic xmlns:pic="http://schemas.openxmlformats.org/drawingml/2006/picture">
                   <pic:nvPicPr>
-                    <pic:cNvPr id="207608555" name=""/>
+                    <pic:cNvPr id="204678245" name=""/>
                     <pic:cNvPicPr/>
                   </pic:nvPicPr>
                   <pic:blipFill>
-                    <a:blip r:embed="rId28"/>
+                    <a:blip r:embed="rId34"/>
                     <a:stretch>
                       <a:fillRect/>
                     </a:stretch>
@@ -2014,7 +2220,7 @@
                   <pic:spPr>
                     <a:xfrm>
                       <a:off x="0" y="0"/>
-                      <a:ext cx="4398553" cy="2688064"/>
+                      <a:ext cx="3879790" cy="3036195"/>
                     </a:xfrm>
                     <a:prstGeom prst="rect">
                       <a:avLst/>
@@ -2032,88 +2238,39 @@
         <w:rPr>
           <w:lang w:val="en-CA"/>
         </w:rPr>
-        <w:t xml:space="preserve">Because </w:t>
-      </w:r>
-      <w:r>
-        <w:rPr>
-          <w:lang w:val="en-CA"/>
-        </w:rPr>
-        <w:t>FPS Bone Synchronizer</w:t>
-      </w:r>
-      <w:r>
-        <w:rPr>
-          <w:lang w:val="en-CA"/>
-        </w:rPr>
-        <w:t xml:space="preserve"> only synchronize local transform info, we should manually add a </w:t>
-      </w:r>
-      <w:proofErr w:type="spellStart"/>
-      <w:r>
-        <w:rPr>
-          <w:lang w:val="en-CA"/>
-        </w:rPr>
-        <w:t>TransformConstraint</w:t>
-      </w:r>
-      <w:proofErr w:type="spellEnd"/>
-      <w:r>
-        <w:rPr>
-          <w:lang w:val="en-CA"/>
-        </w:rPr>
-        <w:t xml:space="preserve"> to it to make it follow the inventory world transformation. </w:t>
-      </w:r>
-    </w:p>
-    <w:p>
-      <w:pPr>
-        <w:rPr>
-          <w:lang w:val="en-CA"/>
-        </w:rPr>
-      </w:pPr>
-    </w:p>
-    <w:p>
-      <w:pPr>
-        <w:rPr>
-          <w:lang w:val="en-CA"/>
-        </w:rPr>
-      </w:pPr>
-      <w:r>
-        <w:rPr>
-          <w:noProof/>
-        </w:rPr>
-        <w:drawing>
-          <wp:inline distT="0" distB="0" distL="0" distR="0" wp14:anchorId="58C8DC11" wp14:editId="66927DEA">
-            <wp:extent cx="5274310" cy="1421765"/>
-            <wp:effectExtent l="0" t="0" r="2540" b="6985"/>
-            <wp:docPr id="1993251530" name="图片 1"/>
-            <wp:cNvGraphicFramePr>
-              <a:graphicFrameLocks xmlns:a="http://schemas.openxmlformats.org/drawingml/2006/main" noChangeAspect="1"/>
-            </wp:cNvGraphicFramePr>
-            <a:graphic xmlns:a="http://schemas.openxmlformats.org/drawingml/2006/main">
-              <a:graphicData uri="http://schemas.openxmlformats.org/drawingml/2006/picture">
-                <pic:pic xmlns:pic="http://schemas.openxmlformats.org/drawingml/2006/picture">
-                  <pic:nvPicPr>
-                    <pic:cNvPr id="1993251530" name=""/>
-                    <pic:cNvPicPr/>
-                  </pic:nvPicPr>
-                  <pic:blipFill>
-                    <a:blip r:embed="rId29"/>
-                    <a:stretch>
-                      <a:fillRect/>
-                    </a:stretch>
-                  </pic:blipFill>
-                  <pic:spPr>
-                    <a:xfrm>
-                      <a:off x="0" y="0"/>
-                      <a:ext cx="5274310" cy="1421765"/>
-                    </a:xfrm>
-                    <a:prstGeom prst="rect">
-                      <a:avLst/>
-                    </a:prstGeom>
-                  </pic:spPr>
-                </pic:pic>
-              </a:graphicData>
-            </a:graphic>
-          </wp:inline>
-        </w:drawing>
-      </w:r>
+        <w:t>Because FPS Bone Synchronizer only synchronize local transform info, we should manually add a TransformConstraint to</w:t>
+      </w:r>
+      <w:r>
+        <w:rPr>
+          <w:lang w:val="en-CA"/>
+        </w:rPr>
+        <w:t xml:space="preserve"> the weapon root</w:t>
+      </w:r>
+      <w:r>
+        <w:rPr>
+          <w:lang w:val="en-CA"/>
+        </w:rPr>
+        <w:t xml:space="preserve"> (“Weapon” GameObject in this case)</w:t>
+      </w:r>
+      <w:r>
+        <w:rPr>
+          <w:lang w:val="en-CA"/>
+        </w:rPr>
+        <w:t xml:space="preserve"> t</w:t>
+      </w:r>
+      <w:r>
+        <w:rPr>
+          <w:lang w:val="en-CA"/>
+        </w:rPr>
+        <w:t xml:space="preserve">o make it follow the inventory world transformation. </w:t>
+      </w:r>
+    </w:p>
+    <w:p>
+      <w:pPr>
+        <w:rPr>
+          <w:lang w:val="en-CA"/>
+        </w:rPr>
+      </w:pPr>
     </w:p>
     <w:p>
       <w:pPr>
@@ -2655,7 +2812,6 @@
     <w:next w:val="a"/>
     <w:link w:val="50"/>
     <w:uiPriority w:val="9"/>
-    <w:semiHidden/>
     <w:unhideWhenUsed/>
     <w:qFormat/>
     <w:rsid w:val="00E34911"/>
@@ -2761,6 +2917,7 @@
   <w:style w:type="character" w:default="1" w:styleId="a0">
     <w:name w:val="Default Paragraph Font"/>
     <w:uiPriority w:val="1"/>
+    <w:semiHidden/>
     <w:unhideWhenUsed/>
   </w:style>
   <w:style w:type="table" w:default="1" w:styleId="a1">
@@ -2844,7 +3001,6 @@
     <w:basedOn w:val="a0"/>
     <w:link w:val="5"/>
     <w:uiPriority w:val="9"/>
-    <w:semiHidden/>
     <w:rsid w:val="00E34911"/>
     <w:rPr>
       <w:rFonts w:cstheme="majorBidi"/>
